--- a/companies/dev-mini/Engagements/Reeves, Miller and Thompson/Meeting Minutes 2021-09-21 - Reeves, Miller and Thompson.docx
+++ b/companies/dev-mini/Engagements/Reeves, Miller and Thompson/Meeting Minutes 2021-09-21 - Reeves, Miller and Thompson.docx
@@ -7,14 +7,12 @@
         <w:pStyle w:val="Heading1"/>
       </w:pPr>
       <w:r>
-        <w:t>Working Session Minutes: Integration Support</w:t>
+        <w:t>Integration Support: Working Session Minutes</w:t>
       </w:r>
     </w:p>
     <w:p>
       <w:r>
-        <w:t>Subject: Integration support for Reeves, Miller and Thompson</w:t>
-        <w:br/>
-        <w:t>Recorded by: Jennifer Fletcher</w:t>
+        <w:t>Session held at the acquired site. Purpose: confirm the result of the order-entry cutover, settle the two open items on billing, and agree what we hand over. Minutes by Jennifer Fletcher.</w:t>
       </w:r>
     </w:p>
     <w:p>
@@ -30,7 +28,7 @@
         <w:pStyle w:val="ListBullet"/>
       </w:pPr>
       <w:r>
-        <w:t>Jennifer Fletcher, Principal Consultant, Pinebrook Advisory Group</w:t>
+        <w:t>Jennifer Fletcher, Principal Consultant, chair</w:t>
       </w:r>
     </w:p>
     <w:p>
@@ -38,7 +36,7 @@
         <w:pStyle w:val="ListBullet"/>
       </w:pPr>
       <w:r>
-        <w:t>Cynthia Ball, Analyst, Pinebrook Advisory Group</w:t>
+        <w:t>Robert Miller, Principal Consultant</w:t>
       </w:r>
     </w:p>
     <w:p>
@@ -46,7 +44,7 @@
         <w:pStyle w:val="ListBullet"/>
       </w:pPr>
       <w:r>
-        <w:t>Robert Miller, Principal Consultant, Pinebrook Advisory Group</w:t>
+        <w:t>Cynthia Ball, Analyst</w:t>
       </w:r>
     </w:p>
     <w:p>
@@ -67,17 +65,32 @@
     </w:p>
     <w:p>
       <w:r>
-        <w:t>With the engagement in its later stretch, the session was less about new problems and more about closing well. Most of the integration plan is behind us. The combined reporting lines are in place and working, financial reporting is running on a single basis, and the systems cutover that we flagged at the midpoint as the hardest move is complete, with the two operations now on common systems and the early wrinkles worked out. Robert Miller was candid that the cutover took more effort than the original plan assumed, which is exactly why breaking it out as its own project was the right call. It is the right time to be pedantic about done: a move that works while we are in the room but has not run a full cycle on its own is not finished, and we said so plainly about two of the items still open.</w:t>
+        <w:t>Order entry cut over three weeks ago and has now run two full cycles. Robert Miller reported the exceptions. Thirty-eight orders required manual correction in the first week and nine in the second, and all of them fell against the same two scheduling rules. Both rules have been reconfigured. The third week is clean so far. The measure we agreed at the outset was whether dispatch could work a full day without telephoning us, and dispatch has now done that four days running.</w:t>
       </w:r>
     </w:p>
     <w:p>
       <w:r>
-        <w:t>The remaining work is tail items and stabilization rather than new fronts. Cynthia Ball walked the tracker, which now shows the large majority of moves closed to their measure of done and a short list still open, mostly items that need a few weeks of the combined organization actually running before we can call them settled. She noted, fairly, that a couple of the closed items deserve one more look before the handoff, not because we doubt them but because the managers who will own them afterward have not yet run them unaided. The two retention conversations on the acquired side landed well, and the key accounts that were unassigned at the midpoint now each have a named owner, which Christopher Cole confirmed from his side. I made the point, and the group agreed, that the test of this integration is not that the moves are checked off but that they hold once we step back.</w:t>
+        <w:t>Billing is the last piece and the one with a hard edge. A combined billing run cannot be rehearsed against live customers. The plan is therefore a parallel run of one cycle, with both systems producing invoices and only the buying business's invoices going out. Christopher Cole asked what happens if the two sets disagree. They will disagree. The test is whether we can explain every difference, not whether there are none.</w:t>
       </w:r>
     </w:p>
     <w:p>
       <w:r>
-        <w:t>Most of the discussion was about handoff. The plan, the tracker, and the routines we built need to belong to Reeves, Miller and Thompson's own managers, not to us, so that the integration keeps its pace after the engagement closes. We agreed on a short closeout pack: the final state of each workstream, the handful of items still maturing with a named owner and a target on the client's side, and the two or three matters leadership will want to keep an eye on. We also agreed it should be short enough that a busy manager will actually read it and specific enough that no one has to guess who owns what once we are gone. Christopher Cole asked that we walk his managers through it in a working session rather than hand over a binder, which is the right instinct and how the changes will actually stick.</w:t>
+        <w:t>The role map is signed. Two positions remain unresolved and both sit on the acquired side. Christopher Cole has decided to make those calls himself, and to make them after the billing cutover. We had recommended against putting a systems change and an organizational announcement into the same fortnight, and he had reached the same view independently.</w:t>
+      </w:r>
+    </w:p>
+    <w:p>
+      <w:r>
+        <w:t>The routing procedure is written and has been tested by a dispatcher who did not write it. One of the two dispatchers has since given notice. The procedure held. That is the whole reason this item is a note in the minutes and not a crisis in the plan.</w:t>
+      </w:r>
+    </w:p>
+    <w:p>
+      <w:r>
+        <w:t>Cynthia Ball reported on the definitions list, which is now closed at nineteen terms with all nineteen agreed and in use. The combined order book has reconciled for two consecutive months. That is the first time either business has been able to say so, and it is the change most likely to outlast us.</w:t>
+      </w:r>
+    </w:p>
+    <w:p>
+      <w:r>
+        <w:t>We agreed the contents of the handover pack: the baseline as revised, the definitions list, the decision log with every entry closed or assigned, the routing and billing procedures, and a short note on what remains open. Cynthia Ball owns the pack. Christopher Cole asked that the decision log be handed over in a form his own people can maintain, which means his systems and not ours. Robert Miller raised one thing not in the pack. Nobody on the client side currently owns the combined scheduling rules once we leave. Christopher Cole will name that person before the closing review.</w:t>
       </w:r>
     </w:p>
     <w:p>
@@ -109,7 +122,7 @@
               <w:rPr>
                 <w:b/>
               </w:rPr>
-              <w:t>Action</w:t>
+              <w:t>Item</w:t>
             </w:r>
           </w:p>
         </w:tc>
@@ -135,7 +148,7 @@
               <w:rPr>
                 <w:b/>
               </w:rPr>
-              <w:t>Target</w:t>
+              <w:t>Due</w:t>
             </w:r>
           </w:p>
         </w:tc>
@@ -147,7 +160,39 @@
           </w:tcPr>
           <w:p>
             <w:r>
-              <w:t>Prepare the integration closeout pack: final state, open items, and owners</w:t>
+              <w:t>Parallel billing run, one cycle, both systems</w:t>
+            </w:r>
+          </w:p>
+        </w:tc>
+        <w:tc>
+          <w:tcPr>
+            <w:tcW w:type="dxa" w:w="2880"/>
+          </w:tcPr>
+          <w:p>
+            <w:r>
+              <w:t>Robert Miller</w:t>
+            </w:r>
+          </w:p>
+        </w:tc>
+        <w:tc>
+          <w:tcPr>
+            <w:tcW w:type="dxa" w:w="2880"/>
+          </w:tcPr>
+          <w:p>
+            <w:r>
+              <w:t>Two weeks</w:t>
+            </w:r>
+          </w:p>
+        </w:tc>
+      </w:tr>
+      <w:tr>
+        <w:tc>
+          <w:tcPr>
+            <w:tcW w:type="dxa" w:w="2880"/>
+          </w:tcPr>
+          <w:p>
+            <w:r>
+              <w:t>Exception log from the parallel run, with an explanation against every difference</w:t>
             </w:r>
           </w:p>
         </w:tc>
@@ -167,7 +212,7 @@
           </w:tcPr>
           <w:p>
             <w:r>
-              <w:t>Before the next working session</w:t>
+              <w:t>Close of the parallel run</w:t>
             </w:r>
           </w:p>
         </w:tc>
@@ -179,7 +224,7 @@
           </w:tcPr>
           <w:p>
             <w:r>
-              <w:t>Confirm the systems cutover is stable through a full reporting cycle</w:t>
+              <w:t>Decision log converted to the client's own format</w:t>
             </w:r>
           </w:p>
         </w:tc>
@@ -189,7 +234,7 @@
           </w:tcPr>
           <w:p>
             <w:r>
-              <w:t>Robert Miller</w:t>
+              <w:t>Cynthia Ball</w:t>
             </w:r>
           </w:p>
         </w:tc>
@@ -199,7 +244,7 @@
           </w:tcPr>
           <w:p>
             <w:r>
-              <w:t>Within two weeks</w:t>
+              <w:t>Next session</w:t>
             </w:r>
           </w:p>
         </w:tc>
@@ -211,7 +256,71 @@
           </w:tcPr>
           <w:p>
             <w:r>
-              <w:t>Schedule the handoff working session with the client's managers</w:t>
+              <w:t>Handover pack drafted for review</w:t>
+            </w:r>
+          </w:p>
+        </w:tc>
+        <w:tc>
+          <w:tcPr>
+            <w:tcW w:type="dxa" w:w="2880"/>
+          </w:tcPr>
+          <w:p>
+            <w:r>
+              <w:t>Cynthia Ball</w:t>
+            </w:r>
+          </w:p>
+        </w:tc>
+        <w:tc>
+          <w:tcPr>
+            <w:tcW w:type="dxa" w:w="2880"/>
+          </w:tcPr>
+          <w:p>
+            <w:r>
+              <w:t>Next session</w:t>
+            </w:r>
+          </w:p>
+        </w:tc>
+      </w:tr>
+      <w:tr>
+        <w:tc>
+          <w:tcPr>
+            <w:tcW w:type="dxa" w:w="2880"/>
+          </w:tcPr>
+          <w:p>
+            <w:r>
+              <w:t>Two open positions on the acquired side, decision</w:t>
+            </w:r>
+          </w:p>
+        </w:tc>
+        <w:tc>
+          <w:tcPr>
+            <w:tcW w:type="dxa" w:w="2880"/>
+          </w:tcPr>
+          <w:p>
+            <w:r>
+              <w:t>Christopher Cole</w:t>
+            </w:r>
+          </w:p>
+        </w:tc>
+        <w:tc>
+          <w:tcPr>
+            <w:tcW w:type="dxa" w:w="2880"/>
+          </w:tcPr>
+          <w:p>
+            <w:r>
+              <w:t>After billing cutover</w:t>
+            </w:r>
+          </w:p>
+        </w:tc>
+      </w:tr>
+      <w:tr>
+        <w:tc>
+          <w:tcPr>
+            <w:tcW w:type="dxa" w:w="2880"/>
+          </w:tcPr>
+          <w:p>
+            <w:r>
+              <w:t>Closing review session scheduled with both site leads</w:t>
             </w:r>
           </w:p>
         </w:tc>
@@ -231,44 +340,17 @@
           </w:tcPr>
           <w:p>
             <w:r>
-              <w:t>Before the next working session</w:t>
-            </w:r>
-          </w:p>
-        </w:tc>
-      </w:tr>
-      <w:tr>
-        <w:tc>
-          <w:tcPr>
-            <w:tcW w:type="dxa" w:w="2880"/>
-          </w:tcPr>
-          <w:p>
-            <w:r>
-              <w:t>Name a client-side owner and target for each item still maturing</w:t>
-            </w:r>
-          </w:p>
-        </w:tc>
-        <w:tc>
-          <w:tcPr>
-            <w:tcW w:type="dxa" w:w="2880"/>
-          </w:tcPr>
-          <w:p>
-            <w:r>
-              <w:t>Christopher Cole</w:t>
-            </w:r>
-          </w:p>
-        </w:tc>
-        <w:tc>
-          <w:tcPr>
-            <w:tcW w:type="dxa" w:w="2880"/>
-          </w:tcPr>
-          <w:p>
-            <w:r>
-              <w:t>Within two weeks</w:t>
+              <w:t>Two weeks</w:t>
             </w:r>
           </w:p>
         </w:tc>
       </w:tr>
     </w:tbl>
+    <w:p>
+      <w:r>
+        <w:t>Next session in two weeks at the buying site, immediately after the parallel run closes. Cynthia Ball will circulate these minutes and the current decision log.</w:t>
+      </w:r>
+    </w:p>
     <w:sectPr>
       <w:headerReference w:type="first" r:id="rId9"/>
       <w:headerReference w:type="default" r:id="rId10"/>
